--- a/Module 3 Team Contract.docx
+++ b/Module 3 Team Contract.docx
@@ -30,9 +30,41 @@
         <w:t xml:space="preserve"> Team Contract</w:t>
       </w:r>
     </w:p>
+    <w:p/>
     <w:p>
       <w:pPr>
         <w:rPr>
+          <w:b/>
+          <w:bCs/>
+        </w:rPr>
+      </w:pPr>
+      <w:r>
+        <w:rPr>
+          <w:b/>
+          <w:bCs/>
+        </w:rPr>
+        <w:t>Due: July 5</w:t>
+      </w:r>
+      <w:r>
+        <w:rPr>
+          <w:b/>
+          <w:bCs/>
+          <w:vertAlign w:val="superscript"/>
+        </w:rPr>
+        <w:t>th</w:t>
+      </w:r>
+      <w:r>
+        <w:rPr>
+          <w:b/>
+          <w:bCs/>
+        </w:rPr>
+        <w:t xml:space="preserve"> @ midnight</w:t>
+      </w:r>
+    </w:p>
+    <w:p/>
+    <w:p>
+      <w:pPr>
+        <w:rPr>
           <w:i/>
         </w:rPr>
       </w:pPr>
@@ -51,6 +83,26 @@
       </w:pPr>
     </w:p>
     <w:p>
+      <w:pPr>
+        <w:rPr>
+          <w:i/>
+        </w:rPr>
+      </w:pPr>
+      <w:r>
+        <w:rPr>
+          <w:i/>
+        </w:rPr>
+        <w:t xml:space="preserve">Please elect a team leader who will manage team submissions and submit this document to that account. </w:t>
+      </w:r>
+    </w:p>
+    <w:p>
+      <w:pPr>
+        <w:rPr>
+          <w:i/>
+        </w:rPr>
+      </w:pPr>
+    </w:p>
+    <w:p>
       <w:r>
         <w:t>We as team, agree to the following:</w:t>
       </w:r>
@@ -104,114 +156,92 @@
         <w:rPr>
           <w:i/>
         </w:rPr>
-        <w:t xml:space="preserve">(insert time and include </w:t>
-      </w:r>
-      <w:proofErr w:type="spellStart"/>
+        <w:t>(insert time and include timezones)</w:t>
+      </w:r>
+      <w:r>
+        <w:t>.</w:t>
+      </w:r>
+    </w:p>
+    <w:p>
+      <w:r>
+        <w:t>____ By deciding in each meeting when the next one will be (and then following up promptly by e-mail in case someone was not present).</w:t>
+      </w:r>
+    </w:p>
+    <w:p>
+      <w:r>
+        <w:t>____ Other, explain: __________</w:t>
+      </w:r>
+    </w:p>
+    <w:p/>
+    <w:p>
+      <w:r>
+        <w:t>We will communicate:</w:t>
+      </w:r>
+    </w:p>
+    <w:p>
+      <w:r>
+        <w:t>____ By e-mail</w:t>
+      </w:r>
+    </w:p>
+    <w:p>
+      <w:r>
+        <w:t>____ Other, explain: _________</w:t>
+      </w:r>
+    </w:p>
+    <w:p/>
+    <w:p>
+      <w:r>
+        <w:t>We will meet:</w:t>
+      </w:r>
+    </w:p>
+    <w:p>
+      <w:r>
+        <w:t>____ By zoom</w:t>
+      </w:r>
+    </w:p>
+    <w:p>
+      <w:r>
+        <w:t>____ By Google meet</w:t>
+      </w:r>
+    </w:p>
+    <w:p>
+      <w:r>
+        <w:t>____ Other, explain: __________</w:t>
+      </w:r>
+    </w:p>
+    <w:p/>
+    <w:p>
+      <w:r>
+        <w:t>Everyone will respond to a given e-mail within:</w:t>
+      </w:r>
+    </w:p>
+    <w:p>
+      <w:r>
+        <w:t>____ 24 hours</w:t>
+      </w:r>
+    </w:p>
+    <w:p>
+      <w:r>
+        <w:t>____ 48 hours</w:t>
+      </w:r>
+    </w:p>
+    <w:p>
+      <w:r>
+        <w:t>____ Other, explain: ____________</w:t>
+      </w:r>
+    </w:p>
+    <w:p/>
+    <w:p>
+      <w:r>
+        <w:t>We agree that everyone will contribute their fair share on the project, and will complete the agreed upon work according to the deadlines we set for the team.</w:t>
+      </w:r>
+    </w:p>
+    <w:p/>
+    <w:p>
       <w:r>
         <w:rPr>
           <w:i/>
         </w:rPr>
-        <w:t>timezones</w:t>
-      </w:r>
-      <w:proofErr w:type="spellEnd"/>
-      <w:r>
-        <w:rPr>
-          <w:i/>
-        </w:rPr>
-        <w:t>)</w:t>
-      </w:r>
-      <w:r>
-        <w:t>.</w:t>
-      </w:r>
-    </w:p>
-    <w:p>
-      <w:r>
-        <w:t>____ By deciding in each meeting when the next one will be (and then following up promptly by e-mail in case someone was not present).</w:t>
-      </w:r>
-    </w:p>
-    <w:p>
-      <w:r>
-        <w:t>____ Other, explain: __________</w:t>
-      </w:r>
-    </w:p>
-    <w:p/>
-    <w:p>
-      <w:r>
-        <w:t>We will communicate:</w:t>
-      </w:r>
-    </w:p>
-    <w:p>
-      <w:r>
-        <w:t>____ By e-mail</w:t>
-      </w:r>
-    </w:p>
-    <w:p>
-      <w:r>
-        <w:t>____ Other, explain: _________</w:t>
-      </w:r>
-    </w:p>
-    <w:p/>
-    <w:p>
-      <w:r>
-        <w:t>We will meet:</w:t>
-      </w:r>
-    </w:p>
-    <w:p>
-      <w:r>
-        <w:t>____ By zoom</w:t>
-      </w:r>
-    </w:p>
-    <w:p>
-      <w:r>
-        <w:t>____ By Google meet</w:t>
-      </w:r>
-    </w:p>
-    <w:p>
-      <w:r>
-        <w:t>____ Other, explain: __________</w:t>
-      </w:r>
-    </w:p>
-    <w:p/>
-    <w:p>
-      <w:r>
-        <w:t>Everyone will respond to a given e-mail within:</w:t>
-      </w:r>
-    </w:p>
-    <w:p>
-      <w:r>
-        <w:t>____ 24 hours</w:t>
-      </w:r>
-    </w:p>
-    <w:p>
-      <w:r>
-        <w:t>____ 48 hours</w:t>
-      </w:r>
-    </w:p>
-    <w:p>
-      <w:r>
-        <w:t>____ Other, explain: ____________</w:t>
-      </w:r>
-    </w:p>
-    <w:p/>
-    <w:p>
-      <w:r>
-        <w:t>We agree that everyone will contribute their fair share on the project, and will complete the agreed upon work according to the deadlines we set for the team.</w:t>
-      </w:r>
-      <w:r>
-        <w:br w:type="page"/>
-      </w:r>
-    </w:p>
-    <w:p>
-      <w:pPr>
-        <w:rPr>
-          <w:i/>
-        </w:rPr>
-      </w:pPr>
-      <w:r>
-        <w:rPr>
-          <w:i/>
-        </w:rPr>
-        <w:lastRenderedPageBreak/>
         <w:t>Sign and date the contract below, and keep it on record in a shared space for your team.</w:t>
       </w:r>
     </w:p>
